--- a/4-质量管理/运行记录类文件/040207-满意度调查计划.docx
+++ b/4-质量管理/运行记录类文件/040207-满意度调查计划.docx
@@ -1430,8 +1430,6 @@
               <w:tab w:val="right" w:leader="dot" w:pos="8306"/>
             </w:tabs>
           </w:pPr>
-          <w:bookmarkStart w:id="8" w:name="_GoBack"/>
-          <w:bookmarkEnd w:id="8"/>
           <w:r>
             <w:rPr>
               <w:rFonts w:hint="eastAsia" w:ascii="宋体" w:hAnsi="宋体" w:eastAsia="宋体" w:cs="宋体"/>
@@ -2291,7 +2289,13 @@
         <w:bidi w:val="0"/>
       </w:pPr>
       <w:r>
-        <w:t>综合满意度＝各评估小项满意度相加/调查企业总数</w:t>
+        <w:t>综合满意度＝</w:t>
+      </w:r>
+      <w:r>
+        <w:rPr>
+          <w:rFonts w:hint="eastAsia"/>
+        </w:rPr>
+        <w:t>满意度调查总分数/调查客户总数</w:t>
       </w:r>
     </w:p>
     <w:p>
@@ -2302,6 +2306,8 @@
       <w:r>
         <w:br w:type="page"/>
       </w:r>
+      <w:bookmarkStart w:id="8" w:name="_GoBack"/>
+      <w:bookmarkEnd w:id="8"/>
     </w:p>
     <w:p>
       <w:pPr>
